--- a/caso2/resolucion_ec/Informe_ejecutivo_equipo01.docx
+++ b/caso2/resolucion_ec/Informe_ejecutivo_equipo01.docx
@@ -117,7 +117,13 @@
         <w:t xml:space="preserve"> </w:t>
       </w:r>
       <w:r>
-        <w:t xml:space="preserve">variabilidad</w:t>
+        <w:t xml:space="preserve">variabilidad,</w:t>
+      </w:r>
+      <w:r>
+        <w:t xml:space="preserve"> </w:t>
+      </w:r>
+      <w:r>
+        <w:t xml:space="preserve">territorio</w:t>
       </w:r>
       <w:r>
         <w:t xml:space="preserve"> </w:t>
@@ -129,7 +135,7 @@
         <w:t xml:space="preserve"> </w:t>
       </w:r>
       <w:r>
-        <w:t xml:space="preserve">territorio</w:t>
+        <w:t xml:space="preserve">equidad</w:t>
       </w:r>
       <w:r>
         <w:t xml:space="preserve"> </w:t>
@@ -157,7 +163,7 @@
         <w:pStyle w:val="Date"/>
       </w:pPr>
       <w:r>
-        <w:t xml:space="preserve">22/7/26</w:t>
+        <w:t xml:space="preserve">29/7/26</w:t>
       </w:r>
     </w:p>
     <w:sdt>
@@ -469,19 +475,19 @@
         <w:t xml:space="preserve">equipo_01</w:t>
       </w:r>
       <w:r>
-        <w:t xml:space="preserve">: 3.093</w:t>
-      </w:r>
-      <w:r>
-        <w:t xml:space="preserve"> </w:t>
-      </w:r>
-      <w:r>
-        <w:t xml:space="preserve">pólizas simuladas —con proceso generador conocido, lo que permite validar el método—,</w:t>
-      </w:r>
-      <w:r>
-        <w:t xml:space="preserve"> </w:t>
-      </w:r>
-      <w:r>
-        <w:t xml:space="preserve">usando la exposición de cada póliza como denominador para modelar</w:t>
+        <w:t xml:space="preserve">:</w:t>
+      </w:r>
+      <w:r>
+        <w:t xml:space="preserve"> </w:t>
+      </w:r>
+      <w:r>
+        <w:t xml:space="preserve">3.093 pólizas simuladas —con proceso generador conocido, lo que permite</w:t>
+      </w:r>
+      <w:r>
+        <w:t xml:space="preserve"> </w:t>
+      </w:r>
+      <w:r>
+        <w:t xml:space="preserve">validar el método—, usando la exposición de cada póliza como denominador para modelar</w:t>
       </w:r>
       <w:r>
         <w:t xml:space="preserve"> </w:t>
@@ -497,13 +503,7 @@
         <w:t xml:space="preserve"> </w:t>
       </w:r>
       <w:r>
-        <w:t xml:space="preserve">y no</w:t>
-      </w:r>
-      <w:r>
-        <w:t xml:space="preserve"> </w:t>
-      </w:r>
-      <w:r>
-        <w:t xml:space="preserve">recuentos brutos.</w:t>
+        <w:t xml:space="preserve">y no recuentos brutos.</w:t>
       </w:r>
     </w:p>
     <w:p>
@@ -511,11 +511,23 @@
         <w:pStyle w:val="BodyText"/>
       </w:pPr>
       <w:r>
-        <w:t xml:space="preserve">Tres hallazgos guían la decisión.</w:t>
-      </w:r>
-      <w:r>
-        <w:t xml:space="preserve"> </w:t>
-      </w:r>
+        <w:rPr>
+          <w:bCs/>
+          <w:b/>
+        </w:rPr>
+        <w:t xml:space="preserve">Cuatro</w:t>
+      </w:r>
+      <w:r>
+        <w:t xml:space="preserve"> </w:t>
+      </w:r>
+      <w:r>
+        <w:t xml:space="preserve">hallazgos guían la decisión.</w:t>
+      </w:r>
+    </w:p>
+    <w:p>
+      <w:pPr>
+        <w:pStyle w:val="BodyText"/>
+      </w:pPr>
       <w:r>
         <w:rPr>
           <w:bCs/>
@@ -524,25 +536,25 @@
         <w:t xml:space="preserve">Primero</w:t>
       </w:r>
       <w:r>
-        <w:t xml:space="preserve">, el ritmo de siniestros es predecible: lo</w:t>
-      </w:r>
-      <w:r>
-        <w:t xml:space="preserve"> </w:t>
-      </w:r>
-      <w:r>
-        <w:t xml:space="preserve">elevan la juventud del conductor (los menores de 25 años casi duplican la tasa de los</w:t>
-      </w:r>
-      <w:r>
-        <w:t xml:space="preserve"> </w:t>
-      </w:r>
-      <w:r>
-        <w:t xml:space="preserve">35–65), los kilómetros (+19 % por desviación estándar), la densidad del domicilio</w:t>
-      </w:r>
-      <w:r>
-        <w:t xml:space="preserve"> </w:t>
-      </w:r>
-      <w:r>
-        <w:t xml:space="preserve">(+20 %), la moto (+31 %) y el diésel (+21 %); pero la variabilidad real</w:t>
+        <w:t xml:space="preserve">, el ritmo de siniestros es predecible: lo elevan la juventud del conductor</w:t>
+      </w:r>
+      <w:r>
+        <w:t xml:space="preserve"> </w:t>
+      </w:r>
+      <w:r>
+        <w:t xml:space="preserve">—el tramo 35–65 tiene una tasa -50 % respecto a los 18–25—, los kilómetros</w:t>
+      </w:r>
+      <w:r>
+        <w:t xml:space="preserve"> </w:t>
+      </w:r>
+      <w:r>
+        <w:t xml:space="preserve">(+19 % por desviación estándar) y la densidad del domicilio</w:t>
+      </w:r>
+      <w:r>
+        <w:t xml:space="preserve"> </w:t>
+      </w:r>
+      <w:r>
+        <w:t xml:space="preserve">(+21 %). Pero la variabilidad real</w:t>
       </w:r>
       <w:r>
         <w:t xml:space="preserve"> </w:t>
@@ -558,13 +570,13 @@
         <w:t xml:space="preserve"> </w:t>
       </w:r>
       <w:r>
-        <w:t xml:space="preserve">a la</w:t>
-      </w:r>
-      <w:r>
-        <w:t xml:space="preserve"> </w:t>
-      </w:r>
-      <w:r>
-        <w:t xml:space="preserve">de un modelo de Poisson simple (índice de dispersión 1,43), por lo que las primas deben</w:t>
+        <w:t xml:space="preserve">a la de un modelo de</w:t>
+      </w:r>
+      <w:r>
+        <w:t xml:space="preserve"> </w:t>
+      </w:r>
+      <w:r>
+        <w:t xml:space="preserve">Poisson simple (índice de dispersión 1,44), por lo que las primas deben</w:t>
       </w:r>
       <w:r>
         <w:t xml:space="preserve"> </w:t>
@@ -585,9 +597,11 @@
       <w:r>
         <w:t xml:space="preserve">.</w:t>
       </w:r>
-      <w:r>
-        <w:t xml:space="preserve"> </w:t>
-      </w:r>
+    </w:p>
+    <w:p>
+      <w:pPr>
+        <w:pStyle w:val="BodyText"/>
+      </w:pPr>
       <w:r>
         <w:rPr>
           <w:bCs/>
@@ -596,7 +610,7 @@
         <w:t xml:space="preserve">Segundo</w:t>
       </w:r>
       <w:r>
-        <w:t xml:space="preserve">, un</w:t>
+        <w:t xml:space="preserve">, alrededor de un</w:t>
       </w:r>
       <w:r>
         <w:t xml:space="preserve"> </w:t>
@@ -612,13 +626,13 @@
         <w:t xml:space="preserve"> </w:t>
       </w:r>
       <w:r>
-        <w:t xml:space="preserve">de</w:t>
-      </w:r>
-      <w:r>
-        <w:t xml:space="preserve"> </w:t>
-      </w:r>
-      <w:r>
-        <w:t xml:space="preserve">la variación del volumen de gestiones (ICC 0,33) es atribuible a la</w:t>
+        <w:t xml:space="preserve">de la variación del volumen de gestiones</w:t>
+      </w:r>
+      <w:r>
+        <w:t xml:space="preserve"> </w:t>
+      </w:r>
+      <w:r>
+        <w:t xml:space="preserve">(ICC 0,33) es atribuible a la</w:t>
       </w:r>
       <w:r>
         <w:t xml:space="preserve"> </w:t>
@@ -631,17 +645,19 @@
         <w:t xml:space="preserve">agencia</w:t>
       </w:r>
       <w:r>
-        <w:t xml:space="preserve">, no a la</w:t>
-      </w:r>
-      <w:r>
-        <w:t xml:space="preserve"> </w:t>
-      </w:r>
-      <w:r>
-        <w:t xml:space="preserve">póliza, y nueve agencias se desvían de forma significativa.</w:t>
-      </w:r>
-      <w:r>
-        <w:t xml:space="preserve"> </w:t>
-      </w:r>
+        <w:t xml:space="preserve">, no a la póliza, y 9 agencias</w:t>
+      </w:r>
+      <w:r>
+        <w:t xml:space="preserve"> </w:t>
+      </w:r>
+      <w:r>
+        <w:t xml:space="preserve">se desvían de forma significativa.</w:t>
+      </w:r>
+    </w:p>
+    <w:p>
+      <w:pPr>
+        <w:pStyle w:val="BodyText"/>
+      </w:pPr>
       <w:r>
         <w:rPr>
           <w:bCs/>
@@ -650,13 +666,7 @@
         <w:t xml:space="preserve">Tercero</w:t>
       </w:r>
       <w:r>
-        <w:t xml:space="preserve">, el riesgo del</w:t>
-      </w:r>
-      <w:r>
-        <w:t xml:space="preserve"> </w:t>
-      </w:r>
-      <w:r>
-        <w:t xml:space="preserve">primer siniestro se</w:t>
+        <w:t xml:space="preserve">, el riesgo del primer siniestro se</w:t>
       </w:r>
       <w:r>
         <w:t xml:space="preserve"> </w:t>
@@ -672,13 +682,19 @@
         <w:t xml:space="preserve"> </w:t>
       </w:r>
       <w:r>
-        <w:t xml:space="preserve">y decae después, lo que aconseja</w:t>
-      </w:r>
-      <w:r>
-        <w:t xml:space="preserve"> </w:t>
-      </w:r>
-      <w:r>
-        <w:t xml:space="preserve">revisar antes y con más frecuencia a los perfiles de mayor riesgo.</w:t>
+        <w:t xml:space="preserve">y decae</w:t>
+      </w:r>
+      <w:r>
+        <w:t xml:space="preserve"> </w:t>
+      </w:r>
+      <w:r>
+        <w:t xml:space="preserve">después, lo que aconseja revisar antes y con más frecuencia a los perfiles de mayor</w:t>
+      </w:r>
+      <w:r>
+        <w:t xml:space="preserve"> </w:t>
+      </w:r>
+      <w:r>
+        <w:t xml:space="preserve">riesgo.</w:t>
       </w:r>
     </w:p>
     <w:p>
@@ -690,6 +706,96 @@
           <w:bCs/>
           <w:b/>
         </w:rPr>
+        <w:t xml:space="preserve">Cuarto —y es el hallazgo con implicaciones legales—:</w:t>
+      </w:r>
+      <w:r>
+        <w:t xml:space="preserve"> </w:t>
+      </w:r>
+      <w:r>
+        <w:t xml:space="preserve">excluir el sexo del modelo</w:t>
+      </w:r>
+      <w:r>
+        <w:t xml:space="preserve"> </w:t>
+      </w:r>
+      <w:r>
+        <w:rPr>
+          <w:bCs/>
+          <w:b/>
+        </w:rPr>
+        <w:t xml:space="preserve">no basta</w:t>
+      </w:r>
+      <w:r>
+        <w:t xml:space="preserve"> </w:t>
+      </w:r>
+      <w:r>
+        <w:t xml:space="preserve">para que la tarifa sea ciega al sexo. El</w:t>
+      </w:r>
+      <w:r>
+        <w:t xml:space="preserve"> </w:t>
+      </w:r>
+      <w:r>
+        <w:rPr>
+          <w:bCs/>
+          <w:b/>
+        </w:rPr>
+        <w:t xml:space="preserve">tipo de vehículo</w:t>
+      </w:r>
+      <w:r>
+        <w:t xml:space="preserve">, que sí es</w:t>
+      </w:r>
+      <w:r>
+        <w:t xml:space="preserve"> </w:t>
+      </w:r>
+      <w:r>
+        <w:t xml:space="preserve">legalmente utilizable, está fuertemente asociado al sexo en esta cartera</w:t>
+      </w:r>
+      <w:r>
+        <w:t xml:space="preserve"> </w:t>
+      </w:r>
+      <w:r>
+        <w:t xml:space="preserve">(las motos son el 20,3 % de la cartera de hombres frente al</w:t>
+      </w:r>
+      <w:r>
+        <w:t xml:space="preserve"> </w:t>
+      </w:r>
+      <w:r>
+        <w:t xml:space="preserve">6,7 % de la de mujeres), de modo que parte de la diferencia entre</w:t>
+      </w:r>
+      <w:r>
+        <w:t xml:space="preserve"> </w:t>
+      </w:r>
+      <w:r>
+        <w:t xml:space="preserve">hombres y mujeres sigue entrando en la tarifa por esa vía. La hemos</w:t>
+      </w:r>
+      <w:r>
+        <w:t xml:space="preserve"> </w:t>
+      </w:r>
+      <w:r>
+        <w:rPr>
+          <w:bCs/>
+          <w:b/>
+        </w:rPr>
+        <w:t xml:space="preserve">cuantificado</w:t>
+      </w:r>
+      <w:r>
+        <w:t xml:space="preserve">:</w:t>
+      </w:r>
+      <w:r>
+        <w:t xml:space="preserve"> </w:t>
+      </w:r>
+      <w:r>
+        <w:t xml:space="preserve">supone en torno al 1,1 % sobre la frecuencia.</w:t>
+      </w:r>
+    </w:p>
+    <w:p>
+      <w:pPr>
+        <w:pStyle w:val="BodyText"/>
+      </w:pPr>
+      <w:r>
+        <w:rPr>
+          <w:bCs/>
+          <w:b/>
+        </w:rPr>
         <w:t xml:space="preserve">Recomendación principal:</w:t>
       </w:r>
       <w:r>
@@ -712,7 +818,7 @@
         <w:t xml:space="preserve"> </w:t>
       </w:r>
       <w:r>
-        <w:t xml:space="preserve">(edad, kilómetros, densidad, tipo de vehículo y combustible),</w:t>
+        <w:t xml:space="preserve">(edad, kilómetros y densidad como núcleo),</w:t>
       </w:r>
       <w:r>
         <w:t xml:space="preserve"> </w:t>
@@ -722,39 +828,53 @@
           <w:bCs/>
           <w:b/>
         </w:rPr>
-        <w:t xml:space="preserve">excluyendo el</w:t>
+        <w:t xml:space="preserve">excluyendo el sexo</w:t>
+      </w:r>
+      <w:r>
+        <w:t xml:space="preserve"> </w:t>
+      </w:r>
+      <w:r>
+        <w:t xml:space="preserve">por</w:t>
+      </w:r>
+      <w:r>
+        <w:t xml:space="preserve"> </w:t>
+      </w:r>
+      <w:r>
+        <w:t xml:space="preserve">imperativo legal, y</w:t>
+      </w:r>
+      <w:r>
+        <w:t xml:space="preserve"> </w:t>
       </w:r>
       <w:r>
         <w:rPr>
           <w:bCs/>
           <w:b/>
         </w:rPr>
-        <w:t xml:space="preserve"> </w:t>
-      </w:r>
-      <w:r>
-        <w:rPr>
-          <w:bCs/>
-          <w:b/>
-        </w:rPr>
-        <w:t xml:space="preserve">sexo</w:t>
-      </w:r>
-      <w:r>
-        <w:t xml:space="preserve"> </w:t>
-      </w:r>
-      <w:r>
-        <w:t xml:space="preserve">por imperativo legal; gestionar la red reconociendo el peso de la agencia; y</w:t>
-      </w:r>
-      <w:r>
-        <w:t xml:space="preserve"> </w:t>
-      </w:r>
-      <w:r>
-        <w:t xml:space="preserve">priorizar las revisiones en los primeros años de la póliza y en los perfiles de alto</w:t>
-      </w:r>
-      <w:r>
-        <w:t xml:space="preserve"> </w:t>
-      </w:r>
-      <w:r>
-        <w:t xml:space="preserve">riesgo.</w:t>
+        <w:t xml:space="preserve">documentar de forma explícita</w:t>
+      </w:r>
+      <w:r>
+        <w:t xml:space="preserve"> </w:t>
+      </w:r>
+      <w:r>
+        <w:t xml:space="preserve">la fuga residual vía tipo de</w:t>
+      </w:r>
+      <w:r>
+        <w:t xml:space="preserve"> </w:t>
+      </w:r>
+      <w:r>
+        <w:t xml:space="preserve">vehículo, con decisión motivada de la dirección sobre si se acepta o se corrige.</w:t>
+      </w:r>
+      <w:r>
+        <w:t xml:space="preserve"> </w:t>
+      </w:r>
+      <w:r>
+        <w:t xml:space="preserve">Gestionar la red reconociendo el peso de la agencia, y priorizar las revisiones en los</w:t>
+      </w:r>
+      <w:r>
+        <w:t xml:space="preserve"> </w:t>
+      </w:r>
+      <w:r>
+        <w:t xml:space="preserve">primeros años de la póliza y en los perfiles de alto riesgo.</w:t>
       </w:r>
     </w:p>
     <w:p>
@@ -778,23 +898,42 @@
         <w:t xml:space="preserve"> </w:t>
       </w:r>
       <w:r>
-        <w:t xml:space="preserve">sobre datos reales antes de trasladarse a tarifa. El sexo predice la siniestralidad,</w:t>
-      </w:r>
-      <w:r>
-        <w:t xml:space="preserve"> </w:t>
-      </w:r>
-      <w:r>
-        <w:t xml:space="preserve">pero la normativa de primas unisex (</w:t>
+        <w:t xml:space="preserve">sobre datos reales antes de trasladarse a tarifa. Y la fuga medida es la de la</w:t>
+      </w:r>
+      <w:r>
+        <w:t xml:space="preserve"> </w:t>
       </w:r>
       <w:r>
         <w:rPr>
-          <w:iCs/>
-          <w:i/>
+          <w:bCs/>
+          <w:b/>
         </w:rPr>
-        <w:t xml:space="preserve">Test-Achats</w:t>
-      </w:r>
-      <w:r>
-        <w:t xml:space="preserve">) prohíbe usarlo para tarificar.</w:t>
+        <w:t xml:space="preserve">frecuencia</w:t>
+      </w:r>
+      <w:r>
+        <w:t xml:space="preserve">: si el tipo de vehículo también influye en el</w:t>
+      </w:r>
+      <w:r>
+        <w:t xml:space="preserve"> </w:t>
+      </w:r>
+      <w:r>
+        <w:rPr>
+          <w:bCs/>
+          <w:b/>
+        </w:rPr>
+        <w:t xml:space="preserve">coste</w:t>
+      </w:r>
+      <w:r>
+        <w:t xml:space="preserve"> </w:t>
+      </w:r>
+      <w:r>
+        <w:t xml:space="preserve">por siniestro, el</w:t>
+      </w:r>
+      <w:r>
+        <w:t xml:space="preserve"> </w:t>
+      </w:r>
+      <w:r>
+        <w:t xml:space="preserve">efecto sobre la prima final será mayor que el aquí calculado.</w:t>
       </w:r>
     </w:p>
     <w:bookmarkEnd w:id="21"/>
@@ -1167,7 +1306,7 @@
               <w:jc w:val="left"/>
             </w:pPr>
             <w:r>
-              <w:t xml:space="preserve">3.093 pólizas; 14.524 filas póliza-año en el panel.</w:t>
+              <w:t xml:space="preserve">3.093 pólizas; el panel póliza-año se usa para el análisis temporal.</w:t>
             </w:r>
           </w:p>
         </w:tc>
@@ -1219,7 +1358,7 @@
               <w:jc w:val="left"/>
             </w:pPr>
             <w:r>
-              <w:t xml:space="preserve">Clientes con al menos un tercio de la antigüedad máxima; exposición entre 0,01 y 1,00; horizonte de hasta 10 años.</w:t>
+              <w:t xml:space="preserve">Exposición entre 0,01 y 1,00; horizonte de hasta 10 años.</w:t>
             </w:r>
           </w:p>
         </w:tc>
@@ -1438,7 +1577,7 @@
               <w:jc w:val="left"/>
             </w:pPr>
             <w:r>
-              <w:t xml:space="preserve">La Poisson impone media = varianza; los datos la superan (dispersión 1,43).</w:t>
+              <w:t xml:space="preserve">La Poisson impone media = varianza; los datos la superan (dispersión 1,44).</w:t>
             </w:r>
           </w:p>
         </w:tc>
@@ -1515,6 +1654,44 @@
             </w:pPr>
             <w:r>
               <w:t xml:space="preserve">Traduce el tiempo a evento en una cadencia de revisión operativa.</w:t>
+            </w:r>
+          </w:p>
+        </w:tc>
+      </w:tr>
+      <w:tr>
+        <w:tc>
+          <w:tcPr/>
+          <w:p>
+            <w:pPr>
+              <w:pStyle w:val="Compact"/>
+              <w:jc w:val="left"/>
+            </w:pPr>
+            <w:r>
+              <w:t xml:space="preserve">¿Basta con excluir el sexo para no tarificar por sexo?</w:t>
+            </w:r>
+          </w:p>
+        </w:tc>
+        <w:tc>
+          <w:tcPr/>
+          <w:p>
+            <w:pPr>
+              <w:pStyle w:val="Compact"/>
+              <w:jc w:val="left"/>
+            </w:pPr>
+            <w:r>
+              <w:t xml:space="preserve">Contraste de independencia condicional entre el sexo y cada variable permitida, y medición de la fuga residual.</w:t>
+            </w:r>
+          </w:p>
+        </w:tc>
+        <w:tc>
+          <w:tcPr/>
+          <w:p>
+            <w:pPr>
+              <w:pStyle w:val="Compact"/>
+              <w:jc w:val="left"/>
+            </w:pPr>
+            <w:r>
+              <w:t xml:space="preserve">Una variable permitida puede sustituir al factor prohibido; había que comprobarlo, no suponerlo.</w:t>
             </w:r>
           </w:p>
         </w:tc>
@@ -1594,7 +1771,7 @@
       </w:r>
     </w:p>
     <w:bookmarkEnd w:id="24"/>
-    <w:bookmarkStart w:id="40" w:name="hallazgos-clave"/>
+    <w:bookmarkStart w:id="45" w:name="hallazgos-clave"/>
     <w:p>
       <w:pPr>
         <w:pStyle w:val="Heading1"/>
@@ -1698,7 +1875,23 @@
               <w:jc w:val="left"/>
             </w:pPr>
             <w:r>
-              <w:t xml:space="preserve">Jóvenes 18–25 casi duplican la tasa de 35–65 (IRR 0,53); +19 %/DE por km, +20 %/DE por densidad, moto +31 %, diésel +21 %. Índice de dispersión 1,43; la binomial negativa mejora el AIC en ~195 puntos.</w:t>
+              <w:t xml:space="preserve">Los jóvenes 18–25 casi duplican la tasa del tramo 35–65 (IRR 0,50); +19 %/DE por kilómetros y +21 %/DE por densidad. El tipo de vehículo y el combustible</w:t>
+            </w:r>
+            <w:r>
+              <w:t xml:space="preserve"> </w:t>
+            </w:r>
+            <w:r>
+              <w:rPr>
+                <w:bCs/>
+                <w:b/>
+              </w:rPr>
+              <w:t xml:space="preserve">no alcanzan significación</w:t>
+            </w:r>
+            <w:r>
+              <w:t xml:space="preserve"> </w:t>
+            </w:r>
+            <w:r>
+              <w:t xml:space="preserve">en esta cartera. Índice de dispersión 1,44; la binomial negativa mejora el AIC en 210 puntos.</w:t>
             </w:r>
           </w:p>
         </w:tc>
@@ -1750,7 +1943,7 @@
               <w:jc w:val="left"/>
             </w:pPr>
             <w:r>
-              <w:t xml:space="preserve">Los factores permiten segmentar la tarifa con confianza; pero los intervalos honestos (NB) son ~20–30 % más anchos, lo que debe reflejarse en recargos y provisiones.</w:t>
+              <w:t xml:space="preserve">Edad, kilómetros y densidad permiten segmentar la tarifa con confianza; pero los intervalos honestos (binomial negativa) son sensiblemente más anchos, lo que debe reflejarse en recargos y provisiones.</w:t>
             </w:r>
           </w:p>
         </w:tc>
@@ -1776,7 +1969,7 @@
               <w:jc w:val="left"/>
             </w:pPr>
             <w:r>
-              <w:t xml:space="preserve">No usar la Poisson simple (da falsa precisión). El sexo predice, pero está excluido por ley.</w:t>
+              <w:t xml:space="preserve">No usar la Poisson simple: da falsa precisión. Y no sobreinterpretar los factores no significativos (tipo de vehículo, combustible): su efecto puntual parece sugerente, pero los datos no lo sostienen.</w:t>
             </w:r>
           </w:p>
         </w:tc>
@@ -1964,7 +2157,7 @@
               <w:jc w:val="left"/>
             </w:pPr>
             <w:r>
-              <w:t xml:space="preserve">ICC 0,33; desviación típica de agencia 0,45 (rango ×0,63 a ×1,58). La región aporta (p = 0,019; 39 % del agrupamiento es territorial). Nueve agencias atípicas: cinco por encima (hasta +66 %) y cuatro por debajo (hasta −42 %).</w:t>
+              <w:t xml:space="preserve">ICC 0,33; desviación típica de agencia 0,35 (rango ×0,70 a ×1,42). El 39,3 % del agrupamiento es territorial (región) y el resto, propio de cada agencia. 9 agencias atípicas: hasta +66 % por encima y -42 % por debajo.</w:t>
             </w:r>
           </w:p>
         </w:tc>
@@ -2032,7 +2225,20 @@
               <w:jc w:val="left"/>
             </w:pPr>
             <w:r>
-              <w:t xml:space="preserve">Auditar las agencias con más gestiones y exportar las prácticas de las más eficientes. Para una agencia nueva: esperar ~1,66 gestiones/año, pero planificar el rango [0,68; 4,04].</w:t>
+              <w:t xml:space="preserve">Auditar las agencias con más gestiones y exportar las prácticas de las más eficientes. Para una agencia</w:t>
+            </w:r>
+            <w:r>
+              <w:t xml:space="preserve"> </w:t>
+            </w:r>
+            <w:r>
+              <w:rPr>
+                <w:bCs/>
+                <w:b/>
+              </w:rPr>
+              <w:t xml:space="preserve">nueva</w:t>
+            </w:r>
+            <w:r>
+              <w:t xml:space="preserve">, sin historial, hay que planificar con el rango completo entre agencias, no con la media.</w:t>
             </w:r>
           </w:p>
         </w:tc>
@@ -2259,7 +2465,7 @@
               <w:jc w:val="left"/>
             </w:pPr>
             <w:r>
-              <w:t xml:space="preserve">El riesgo base cae de ~0,08 a ~0,03 por año; a los 5 años el 30 % ha tenido su primer parte. Un perfil de alto riesgo alcanza el 25 % en 1,2 años frente a 7,2 del bajo riesgo.</w:t>
+              <w:t xml:space="preserve">El riesgo base cae de ≈ 0,079 a ≈ 0,054 por año; a los 5 años, el 29,9 % ha tenido su primer parte. Un perfil de alto riesgo alcanza el 25 % en 1,4 años frente a 6,7 del de bajo riesgo.</w:t>
             </w:r>
           </w:p>
         </w:tc>
@@ -2311,7 +2517,36 @@
               <w:jc w:val="left"/>
             </w:pPr>
             <w:r>
-              <w:t xml:space="preserve">Revisar los perfiles de alto riesgo con periodicidad ≈ anual y los de bajo riesgo cada 5–7 años, concentrando el esfuerzo en los primeros años del contrato.</w:t>
+              <w:t xml:space="preserve">Revisar los perfiles de alto riesgo con periodicidad</w:t>
+            </w:r>
+            <w:r>
+              <w:t xml:space="preserve"> </w:t>
+            </w:r>
+            <w:r>
+              <w:rPr>
+                <w:bCs/>
+                <w:b/>
+              </w:rPr>
+              <w:t xml:space="preserve">≈ anual</w:t>
+            </w:r>
+            <w:r>
+              <w:t xml:space="preserve"> </w:t>
+            </w:r>
+            <w:r>
+              <w:t xml:space="preserve">y los de bajo riesgo cada</w:t>
+            </w:r>
+            <w:r>
+              <w:t xml:space="preserve"> </w:t>
+            </w:r>
+            <w:r>
+              <w:rPr>
+                <w:bCs/>
+                <w:b/>
+              </w:rPr>
+              <w:t xml:space="preserve">7–9 años</w:t>
+            </w:r>
+            <w:r>
+              <w:t xml:space="preserve">, concentrando el esfuerzo en los primeros años del contrato.</w:t>
             </w:r>
           </w:p>
         </w:tc>
@@ -2430,8 +2665,370 @@
       </w:tr>
     </w:tbl>
     <w:bookmarkEnd w:id="39"/>
-    <w:bookmarkEnd w:id="40"/>
-    <w:bookmarkStart w:id="42" w:name="X38f29384ae6ec4e8314e474a592c98ce416d858"/>
+    <w:bookmarkStart w:id="44" w:name="X5eac17e27fe2445c251763506fa9044fb3481ee"/>
+    <w:p>
+      <w:pPr>
+        <w:pStyle w:val="Heading2"/>
+      </w:pPr>
+      <w:r>
+        <w:t xml:space="preserve">5.4 Hallazgo clave 4: excluir el sexo no basta — el tipo de vehículo lo sustituye</w:t>
+      </w:r>
+    </w:p>
+    <w:tbl>
+      <w:tblPr>
+        <w:tblStyle w:val="Table"/>
+        <w:tblW w:type="pct" w:w="5000"/>
+        <w:tblLook w:firstRow="1" w:lastRow="0" w:firstColumn="0" w:lastColumn="0" w:noHBand="0" w:noVBand="0" w:val="0020"/>
+      </w:tblPr>
+      <w:tblGrid>
+        <w:gridCol w:w="3960"/>
+        <w:gridCol w:w="3960"/>
+      </w:tblGrid>
+      <w:tr>
+        <w:trPr>
+          <w:tblHeader w:val="true"/>
+        </w:trPr>
+        <w:tc>
+          <w:tcPr/>
+          <w:p>
+            <w:pPr>
+              <w:pStyle w:val="Compact"/>
+              <w:jc w:val="left"/>
+            </w:pPr>
+            <w:r>
+              <w:t xml:space="preserve">Elemento</w:t>
+            </w:r>
+          </w:p>
+        </w:tc>
+        <w:tc>
+          <w:tcPr/>
+          <w:p>
+            <w:pPr>
+              <w:pStyle w:val="Compact"/>
+              <w:jc w:val="left"/>
+            </w:pPr>
+            <w:r>
+              <w:t xml:space="preserve">Contenido</w:t>
+            </w:r>
+          </w:p>
+        </w:tc>
+      </w:tr>
+      <w:tr>
+        <w:tc>
+          <w:tcPr/>
+          <w:p>
+            <w:pPr>
+              <w:pStyle w:val="Compact"/>
+              <w:jc w:val="left"/>
+            </w:pPr>
+            <w:r>
+              <w:t xml:space="preserve">Mensaje principal</w:t>
+            </w:r>
+          </w:p>
+        </w:tc>
+        <w:tc>
+          <w:tcPr/>
+          <w:p>
+            <w:pPr>
+              <w:pStyle w:val="Compact"/>
+              <w:jc w:val="left"/>
+            </w:pPr>
+            <w:r>
+              <w:t xml:space="preserve">La tarifa</w:t>
+            </w:r>
+            <w:r>
+              <w:t xml:space="preserve"> </w:t>
+            </w:r>
+            <w:r>
+              <w:rPr>
+                <w:bCs/>
+                <w:b/>
+              </w:rPr>
+              <w:t xml:space="preserve">no es ciega al sexo</w:t>
+            </w:r>
+            <w:r>
+              <w:t xml:space="preserve"> </w:t>
+            </w:r>
+            <w:r>
+              <w:t xml:space="preserve">aunque el sexo no esté en el modelo: el tipo de vehículo transporta parte de esa información, y conviene decidirlo de forma consciente y documentada.</w:t>
+            </w:r>
+          </w:p>
+        </w:tc>
+      </w:tr>
+      <w:tr>
+        <w:tc>
+          <w:tcPr/>
+          <w:p>
+            <w:pPr>
+              <w:pStyle w:val="Compact"/>
+              <w:jc w:val="left"/>
+            </w:pPr>
+            <w:r>
+              <w:t xml:space="preserve">Evidencia</w:t>
+            </w:r>
+          </w:p>
+        </w:tc>
+        <w:tc>
+          <w:tcPr/>
+          <w:p>
+            <w:pPr>
+              <w:pStyle w:val="Compact"/>
+              <w:jc w:val="left"/>
+            </w:pPr>
+            <w:r>
+              <w:t xml:space="preserve">Las motos son el 20,3 % de la cartera de hombres y el 6,7 % de la de mujeres (asociación con</w:t>
+            </w:r>
+            <w:r>
+              <w:t xml:space="preserve"> </w:t>
+            </w:r>
+            <w:r>
+              <w:rPr>
+                <w:iCs/>
+                <w:i/>
+              </w:rPr>
+              <w:t xml:space="preserve">p</w:t>
+            </w:r>
+            <w:r>
+              <w:t xml:space="preserve"> </w:t>
+            </w:r>
+            <w:r>
+              <w:t xml:space="preserve">&lt; 0,001, tras corregir por el número de variables auditadas). El efecto de ser hombre sobre la tasa pasa de 1,250 sin controlar el tipo de vehículo a 1,236 controlándolo: la diferencia, ≈ 1,1 %, es lo que se cuela por esa vía.</w:t>
+            </w:r>
+          </w:p>
+        </w:tc>
+      </w:tr>
+      <w:tr>
+        <w:tc>
+          <w:tcPr/>
+          <w:p>
+            <w:pPr>
+              <w:pStyle w:val="Compact"/>
+              <w:jc w:val="left"/>
+            </w:pPr>
+            <w:r>
+              <w:t xml:space="preserve">Visualización</w:t>
+            </w:r>
+          </w:p>
+        </w:tc>
+        <w:tc>
+          <w:tcPr/>
+          <w:p>
+            <w:pPr>
+              <w:pStyle w:val="Compact"/>
+              <w:jc w:val="left"/>
+            </w:pPr>
+            <w:r>
+              <w:t xml:space="preserve">Composición del parque por sexo: la asociación que hace del tipo de vehículo un</w:t>
+            </w:r>
+            <w:r>
+              <w:t xml:space="preserve"> </w:t>
+            </w:r>
+            <w:r>
+              <w:rPr>
+                <w:iCs/>
+                <w:i/>
+              </w:rPr>
+              <w:t xml:space="preserve">proxy</w:t>
+            </w:r>
+            <w:r>
+              <w:t xml:space="preserve"> </w:t>
+            </w:r>
+            <w:r>
+              <w:t xml:space="preserve">(Figura 4).</w:t>
+            </w:r>
+          </w:p>
+        </w:tc>
+      </w:tr>
+      <w:tr>
+        <w:tc>
+          <w:tcPr/>
+          <w:p>
+            <w:pPr>
+              <w:pStyle w:val="Compact"/>
+              <w:jc w:val="left"/>
+            </w:pPr>
+            <w:r>
+              <w:t xml:space="preserve">Interpretación ejecutiva</w:t>
+            </w:r>
+          </w:p>
+        </w:tc>
+        <w:tc>
+          <w:tcPr/>
+          <w:p>
+            <w:pPr>
+              <w:pStyle w:val="Compact"/>
+              <w:jc w:val="left"/>
+            </w:pPr>
+            <w:r>
+              <w:t xml:space="preserve">No es un error del modelo ni un incumplimiento automático: es un efecto</w:t>
+            </w:r>
+            <w:r>
+              <w:t xml:space="preserve"> </w:t>
+            </w:r>
+            <w:r>
+              <w:rPr>
+                <w:bCs/>
+                <w:b/>
+              </w:rPr>
+              <w:t xml:space="preserve">estructural</w:t>
+            </w:r>
+            <w:r>
+              <w:t xml:space="preserve"> </w:t>
+            </w:r>
+            <w:r>
+              <w:t xml:space="preserve">de la cartera. Lo exigible es conocerlo, medirlo y decidir explícitamente si se acepta.</w:t>
+            </w:r>
+          </w:p>
+        </w:tc>
+      </w:tr>
+      <w:tr>
+        <w:tc>
+          <w:tcPr/>
+          <w:p>
+            <w:pPr>
+              <w:pStyle w:val="Compact"/>
+              <w:jc w:val="left"/>
+            </w:pPr>
+            <w:r>
+              <w:t xml:space="preserve">Cautela</w:t>
+            </w:r>
+          </w:p>
+        </w:tc>
+        <w:tc>
+          <w:tcPr/>
+          <w:p>
+            <w:pPr>
+              <w:pStyle w:val="Compact"/>
+              <w:jc w:val="left"/>
+            </w:pPr>
+            <w:r>
+              <w:t xml:space="preserve">Eliminar el tipo de vehículo cerraría esa vía pero sacrificaría poder predictivo</w:t>
+            </w:r>
+            <w:r>
+              <w:t xml:space="preserve"> </w:t>
+            </w:r>
+            <w:r>
+              <w:rPr>
+                <w:bCs/>
+                <w:b/>
+              </w:rPr>
+              <w:t xml:space="preserve">legítimo</w:t>
+            </w:r>
+            <w:r>
+              <w:t xml:space="preserve"> </w:t>
+            </w:r>
+            <w:r>
+              <w:t xml:space="preserve">—la moto es objetivamente más siniestrosa por razones físicas—. La decisión es de política de empresa, con asesoría jurídica, no del equipo analítico.</w:t>
+            </w:r>
+          </w:p>
+        </w:tc>
+      </w:tr>
+    </w:tbl>
+    <w:p>
+      <w:pPr>
+        <w:pStyle w:val="BodyText"/>
+      </w:pPr>
+      <w:r>
+        <w:t xml:space="preserve"> </w:t>
+      </w:r>
+    </w:p>
+    <w:tbl>
+      <w:tblPr>
+        <w:tblStyle w:val="Table"/>
+        <w:tblW w:type="pct" w:w="5000"/>
+        <w:tblLook w:firstRow="0" w:lastRow="0" w:firstColumn="0" w:lastColumn="0" w:noHBand="0" w:noVBand="0" w:val="0000"/>
+      </w:tblPr>
+      <w:tblGrid>
+        <w:gridCol w:w="7920"/>
+      </w:tblGrid>
+      <w:tr>
+        <w:tc>
+          <w:tcPr/>
+          <w:bookmarkStart w:id="43" w:name="fig-hallazgo-4"/>
+          <w:p>
+            <w:pPr>
+              <w:pStyle w:val="Figure"/>
+              <w:jc w:val="center"/>
+            </w:pPr>
+            <w:r>
+              <w:drawing>
+                <wp:inline>
+                  <wp:extent cx="5334000" cy="2461846"/>
+                  <wp:effectExtent b="0" l="0" r="0" t="0"/>
+                  <wp:docPr descr="" title="" id="41" name="Picture"/>
+                  <a:graphic>
+                    <a:graphicData uri="http://schemas.openxmlformats.org/drawingml/2006/picture">
+                      <pic:pic>
+                        <pic:nvPicPr>
+                          <pic:cNvPr descr="Informe_ejecutivo_equipo01_files/figure-docx/fig-hallazgo-4-1.png" id="42" name="Picture"/>
+                          <pic:cNvPicPr>
+                            <a:picLocks noChangeArrowheads="1" noChangeAspect="1"/>
+                          </pic:cNvPicPr>
+                        </pic:nvPicPr>
+                        <pic:blipFill>
+                          <a:blip r:embed="rId40"/>
+                          <a:stretch>
+                            <a:fillRect/>
+                          </a:stretch>
+                        </pic:blipFill>
+                        <pic:spPr bwMode="auto">
+                          <a:xfrm>
+                            <a:off x="0" y="0"/>
+                            <a:ext cx="5334000" cy="2461846"/>
+                          </a:xfrm>
+                          <a:prstGeom prst="rect">
+                            <a:avLst/>
+                          </a:prstGeom>
+                          <a:noFill/>
+                          <a:ln w="9525">
+                            <a:noFill/>
+                            <a:headEnd/>
+                            <a:tailEnd/>
+                          </a:ln>
+                        </pic:spPr>
+                      </pic:pic>
+                    </a:graphicData>
+                  </a:graphic>
+                </wp:inline>
+              </w:drawing>
+            </w:r>
+          </w:p>
+          <w:p>
+            <w:pPr>
+              <w:jc w:val="center"/>
+            </w:pPr>
+            <w:pPr>
+              <w:jc w:val="start"/>
+              <w:spacing w:before="200"/>
+              <w:pStyle w:val="ImageCaption"/>
+            </w:pPr>
+            <w:r>
+              <w:t xml:space="preserve">Figura 4: Composición del parque de vehículos por sexo del conductor principal. La sobrerrepresentación de motos entre los hombres es lo que convierte al tipo de vehículo en un</w:t>
+            </w:r>
+            <w:r>
+              <w:t xml:space="preserve"> </w:t>
+            </w:r>
+            <w:r>
+              <w:rPr>
+                <w:iCs/>
+                <w:i/>
+              </w:rPr>
+              <w:t xml:space="preserve">proxy</w:t>
+            </w:r>
+            <w:r>
+              <w:t xml:space="preserve"> </w:t>
+            </w:r>
+            <w:r>
+              <w:t xml:space="preserve">del factor prohibido. Cartera equipo_01.</w:t>
+            </w:r>
+          </w:p>
+          <w:bookmarkEnd w:id="43"/>
+        </w:tc>
+      </w:tr>
+    </w:tbl>
+    <w:bookmarkEnd w:id="44"/>
+    <w:bookmarkEnd w:id="45"/>
+    <w:bookmarkStart w:id="47" w:name="X38f29384ae6ec4e8314e474a592c98ce416d858"/>
     <w:p>
       <w:pPr>
         <w:pStyle w:val="Heading1"/>
@@ -2539,19 +3136,19 @@
               <w:jc w:val="left"/>
             </w:pPr>
             <w:r>
-              <w:t xml:space="preserve">Adoptar la binomial negativa como modelo de frecuencia para la tarifa (edad, km, densidad, tipo, combustible).</w:t>
-            </w:r>
-          </w:p>
-        </w:tc>
-        <w:tc>
-          <w:tcPr/>
-          <w:p>
-            <w:pPr>
-              <w:pStyle w:val="Compact"/>
-              <w:jc w:val="left"/>
-            </w:pPr>
-            <w:r>
-              <w:t xml:space="preserve">Índice de dispersión 1,43; la NB mejora el AIC en ~195 puntos frente a la Poisson.</w:t>
+              <w:t xml:space="preserve">Adoptar la binomial negativa como modelo de frecuencia para la tarifa, con edad, kilómetros y densidad como núcleo.</w:t>
+            </w:r>
+          </w:p>
+        </w:tc>
+        <w:tc>
+          <w:tcPr/>
+          <w:p>
+            <w:pPr>
+              <w:pStyle w:val="Compact"/>
+              <w:jc w:val="left"/>
+            </w:pPr>
+            <w:r>
+              <w:t xml:space="preserve">Índice de dispersión 1,44; la NB mejora el AIC en 210 puntos frente a la Poisson.</w:t>
             </w:r>
           </w:p>
         </w:tc>
@@ -2589,6 +3186,91 @@
               <w:jc w:val="left"/>
             </w:pPr>
             <w:r>
+              <w:t xml:space="preserve">Alta</w:t>
+            </w:r>
+          </w:p>
+        </w:tc>
+        <w:tc>
+          <w:tcPr/>
+          <w:p>
+            <w:pPr>
+              <w:pStyle w:val="Compact"/>
+              <w:jc w:val="left"/>
+            </w:pPr>
+            <w:r>
+              <w:rPr>
+                <w:bCs/>
+                <w:b/>
+              </w:rPr>
+              <w:t xml:space="preserve">Documentar la fuga del factor prohibido</w:t>
+            </w:r>
+            <w:r>
+              <w:t xml:space="preserve"> </w:t>
+            </w:r>
+            <w:r>
+              <w:t xml:space="preserve">vía tipo de vehículo y elevar a la dirección la decisión de aceptarla o corregirla, con asesoría jurídica.</w:t>
+            </w:r>
+          </w:p>
+        </w:tc>
+        <w:tc>
+          <w:tcPr/>
+          <w:p>
+            <w:pPr>
+              <w:pStyle w:val="Compact"/>
+              <w:jc w:val="left"/>
+            </w:pPr>
+            <w:r>
+              <w:t xml:space="preserve">Asociación sexo–tipo de vehículo (</w:t>
+            </w:r>
+            <w:r>
+              <w:rPr>
+                <w:iCs/>
+                <w:i/>
+              </w:rPr>
+              <w:t xml:space="preserve">p</w:t>
+            </w:r>
+            <w:r>
+              <w:t xml:space="preserve"> </w:t>
+            </w:r>
+            <w:r>
+              <w:t xml:space="preserve">&lt; 0,001); fuga ≈ 1,1 % sobre la frecuencia.</w:t>
+            </w:r>
+          </w:p>
+        </w:tc>
+        <w:tc>
+          <w:tcPr/>
+          <w:p>
+            <w:pPr>
+              <w:pStyle w:val="Compact"/>
+              <w:jc w:val="left"/>
+            </w:pPr>
+            <w:r>
+              <w:t xml:space="preserve">Cumplimiento demostrable: la decisión queda motivada y trazable, no por omisión.</w:t>
+            </w:r>
+          </w:p>
+        </w:tc>
+        <w:tc>
+          <w:tcPr/>
+          <w:p>
+            <w:pPr>
+              <w:pStyle w:val="Compact"/>
+              <w:jc w:val="left"/>
+            </w:pPr>
+            <w:r>
+              <w:t xml:space="preserve">Requiere criterio jurídico; eliminar el tipo de vehículo tendría coste predictivo.</w:t>
+            </w:r>
+          </w:p>
+        </w:tc>
+      </w:tr>
+      <w:tr>
+        <w:tc>
+          <w:tcPr/>
+          <w:p>
+            <w:pPr>
+              <w:pStyle w:val="Compact"/>
+              <w:jc w:val="left"/>
+            </w:pPr>
+            <w:r>
               <w:t xml:space="preserve">Media</w:t>
             </w:r>
           </w:p>
@@ -2613,7 +3295,7 @@
               <w:jc w:val="left"/>
             </w:pPr>
             <w:r>
-              <w:t xml:space="preserve">ICC 0,33; nueve agencias significativamente desviadas; BLUPs fiables (correlación 0,85 con la verdad).</w:t>
+              <w:t xml:space="preserve">ICC 0,33; 9 agencias significativamente desviadas.</w:t>
             </w:r>
           </w:p>
         </w:tc>
@@ -2676,19 +3358,19 @@
               <w:jc w:val="left"/>
             </w:pPr>
             <w:r>
-              <w:t xml:space="preserve">Implantar un programa de revisión basado en riesgo (alto riesgo ≈ anual; bajo riesgo cada 5–7 años).</w:t>
-            </w:r>
-          </w:p>
-        </w:tc>
-        <w:tc>
-          <w:tcPr/>
-          <w:p>
-            <w:pPr>
-              <w:pStyle w:val="Compact"/>
-              <w:jc w:val="left"/>
-            </w:pPr>
-            <w:r>
-              <w:t xml:space="preserve">Horizonte al 25 % de siniestro: 1,2 años (alto) vs 7,2 (bajo); riesgo concentrado al inicio.</w:t>
+              <w:t xml:space="preserve">Implantar un programa de revisión basado en riesgo (alto riesgo ≈ anual; bajo riesgo cada 7–9 años).</w:t>
+            </w:r>
+          </w:p>
+        </w:tc>
+        <w:tc>
+          <w:tcPr/>
+          <w:p>
+            <w:pPr>
+              <w:pStyle w:val="Compact"/>
+              <w:jc w:val="left"/>
+            </w:pPr>
+            <w:r>
+              <w:t xml:space="preserve">Horizonte al 25 % de siniestro: 1,4 años (alto) frente a 6,7 (bajo); riesgo concentrado al inicio.</w:t>
             </w:r>
           </w:p>
         </w:tc>
@@ -2718,7 +3400,7 @@
         </w:tc>
       </w:tr>
     </w:tbl>
-    <w:bookmarkStart w:id="41" w:name="decisión-recomendada"/>
+    <w:bookmarkStart w:id="46" w:name="decisión-recomendada"/>
     <w:p>
       <w:pPr>
         <w:pStyle w:val="Heading2"/>
@@ -2754,7 +3436,7 @@
         <w:t xml:space="preserve"> </w:t>
       </w:r>
       <w:r>
-        <w:t xml:space="preserve">validado —edad, kilómetros, densidad, tipo de vehículo y combustible—,</w:t>
+        <w:t xml:space="preserve">validado —edad, kilómetros y densidad como núcleo—,</w:t>
       </w:r>
       <w:r>
         <w:t xml:space="preserve"> </w:t>
@@ -2764,50 +3446,70 @@
           <w:bCs/>
           <w:b/>
         </w:rPr>
-        <w:t xml:space="preserve">excluyendo el</w:t>
+        <w:t xml:space="preserve">excluyendo el sexo</w:t>
+      </w:r>
+      <w:r>
+        <w:t xml:space="preserve"> </w:t>
+      </w:r>
+      <w:r>
+        <w:t xml:space="preserve">por</w:t>
+      </w:r>
+      <w:r>
+        <w:t xml:space="preserve"> </w:t>
+      </w:r>
+      <w:r>
+        <w:t xml:space="preserve">imperativo legal</w:t>
+      </w:r>
+      <w:r>
+        <w:t xml:space="preserve"> </w:t>
       </w:r>
       <w:r>
         <w:rPr>
           <w:bCs/>
           <w:b/>
         </w:rPr>
-        <w:t xml:space="preserve"> </w:t>
-      </w:r>
-      <w:r>
-        <w:rPr>
-          <w:bCs/>
-          <w:b/>
-        </w:rPr>
-        <w:t xml:space="preserve">sexo</w:t>
-      </w:r>
-      <w:r>
-        <w:t xml:space="preserve"> </w:t>
-      </w:r>
-      <w:r>
-        <w:t xml:space="preserve">por imperativo legal; gestionar la red reconociendo el peso de la agencia (un</w:t>
-      </w:r>
-      <w:r>
-        <w:t xml:space="preserve"> </w:t>
-      </w:r>
-      <w:r>
-        <w:t xml:space="preserve">tercio de la variación); y priorizar las revisiones en los primeros años de la póliza y</w:t>
-      </w:r>
-      <w:r>
-        <w:t xml:space="preserve"> </w:t>
-      </w:r>
-      <w:r>
-        <w:t xml:space="preserve">en los perfiles de mayor riesgo. Es la combinación que mejor equilibra precisión,</w:t>
-      </w:r>
-      <w:r>
-        <w:t xml:space="preserve"> </w:t>
-      </w:r>
-      <w:r>
-        <w:t xml:space="preserve">fiabilidad y responsabilidad.</w:t>
+        <w:t xml:space="preserve">y documentando la fuga residual</w:t>
+      </w:r>
+      <w:r>
+        <w:t xml:space="preserve"> </w:t>
+      </w:r>
+      <w:r>
+        <w:t xml:space="preserve">que el tipo de vehículo</w:t>
+      </w:r>
+      <w:r>
+        <w:t xml:space="preserve"> </w:t>
+      </w:r>
+      <w:r>
+        <w:t xml:space="preserve">introduce; gestionar la red reconociendo el peso de la agencia (en torno a un tercio de</w:t>
+      </w:r>
+      <w:r>
+        <w:t xml:space="preserve"> </w:t>
+      </w:r>
+      <w:r>
+        <w:t xml:space="preserve">la variación); y priorizar las revisiones en los primeros años de la póliza y en los</w:t>
+      </w:r>
+      <w:r>
+        <w:t xml:space="preserve"> </w:t>
+      </w:r>
+      <w:r>
+        <w:t xml:space="preserve">perfiles de mayor riesgo. Es la combinación que mejor equilibra precisión, fiabilidad y</w:t>
+      </w:r>
+      <w:r>
+        <w:t xml:space="preserve"> </w:t>
+      </w:r>
+      <w:r>
+        <w:t xml:space="preserve">responsabilidad —y la única que deja constancia de haber examinado el cumplimiento en</w:t>
+      </w:r>
+      <w:r>
+        <w:t xml:space="preserve"> </w:t>
+      </w:r>
+      <w:r>
+        <w:t xml:space="preserve">lugar de darlo por supuesto—.</w:t>
       </w:r>
     </w:p>
-    <w:bookmarkEnd w:id="41"/>
-    <w:bookmarkEnd w:id="42"/>
-    <w:bookmarkStart w:id="44" w:name="riesgos-limitaciones-y-próximos-pasos"/>
+    <w:bookmarkEnd w:id="46"/>
+    <w:bookmarkEnd w:id="47"/>
+    <w:bookmarkStart w:id="49" w:name="riesgos-limitaciones-y-próximos-pasos"/>
     <w:p>
       <w:pPr>
         <w:pStyle w:val="Heading1"/>
@@ -3036,8 +3738,129 @@
           </w:p>
         </w:tc>
       </w:tr>
+      <w:tr>
+        <w:tc>
+          <w:tcPr/>
+          <w:p>
+            <w:pPr>
+              <w:pStyle w:val="Compact"/>
+              <w:jc w:val="left"/>
+            </w:pPr>
+            <w:r>
+              <w:t xml:space="preserve">Cumplimiento normativo</w:t>
+            </w:r>
+          </w:p>
+        </w:tc>
+        <w:tc>
+          <w:tcPr/>
+          <w:p>
+            <w:pPr>
+              <w:pStyle w:val="Compact"/>
+              <w:jc w:val="left"/>
+            </w:pPr>
+            <w:r>
+              <w:t xml:space="preserve">Excluir el sexo no garantiza una tarifa ciega al sexo: una variable permitida puede sustituirlo.</w:t>
+            </w:r>
+          </w:p>
+        </w:tc>
+        <w:tc>
+          <w:tcPr/>
+          <w:p>
+            <w:pPr>
+              <w:pStyle w:val="Compact"/>
+              <w:jc w:val="left"/>
+            </w:pPr>
+            <w:r>
+              <w:t xml:space="preserve">Auditar los</w:t>
+            </w:r>
+            <w:r>
+              <w:t xml:space="preserve"> </w:t>
+            </w:r>
+            <w:r>
+              <w:rPr>
+                <w:iCs/>
+                <w:i/>
+              </w:rPr>
+              <w:t xml:space="preserve">proxies</w:t>
+            </w:r>
+            <w:r>
+              <w:t xml:space="preserve"> </w:t>
+            </w:r>
+            <w:r>
+              <w:t xml:space="preserve">de forma periódica —no solo al construir el modelo—, cuantificar la fuga y documentar la decisión con asesoría jurídica.</w:t>
+            </w:r>
+          </w:p>
+        </w:tc>
+      </w:tr>
+      <w:tr>
+        <w:tc>
+          <w:tcPr/>
+          <w:p>
+            <w:pPr>
+              <w:pStyle w:val="Compact"/>
+              <w:jc w:val="left"/>
+            </w:pPr>
+            <w:r>
+              <w:t xml:space="preserve">Alcance de la medición</w:t>
+            </w:r>
+          </w:p>
+        </w:tc>
+        <w:tc>
+          <w:tcPr/>
+          <w:p>
+            <w:pPr>
+              <w:pStyle w:val="Compact"/>
+              <w:jc w:val="left"/>
+            </w:pPr>
+            <w:r>
+              <w:t xml:space="preserve">La fuga se ha medido sobre la</w:t>
+            </w:r>
+            <w:r>
+              <w:t xml:space="preserve"> </w:t>
+            </w:r>
+            <w:r>
+              <w:rPr>
+                <w:bCs/>
+                <w:b/>
+              </w:rPr>
+              <w:t xml:space="preserve">frecuencia</w:t>
+            </w:r>
+            <w:r>
+              <w:t xml:space="preserve">; la prima final depende también del</w:t>
+            </w:r>
+            <w:r>
+              <w:t xml:space="preserve"> </w:t>
+            </w:r>
+            <w:r>
+              <w:rPr>
+                <w:bCs/>
+                <w:b/>
+              </w:rPr>
+              <w:t xml:space="preserve">coste</w:t>
+            </w:r>
+            <w:r>
+              <w:t xml:space="preserve"> </w:t>
+            </w:r>
+            <w:r>
+              <w:t xml:space="preserve">por siniestro.</w:t>
+            </w:r>
+          </w:p>
+        </w:tc>
+        <w:tc>
+          <w:tcPr/>
+          <w:p>
+            <w:pPr>
+              <w:pStyle w:val="Compact"/>
+              <w:jc w:val="left"/>
+            </w:pPr>
+            <w:r>
+              <w:t xml:space="preserve">Repetir la medición sobre la severidad y sobre la prima pura antes de fijar tarifa.</w:t>
+            </w:r>
+          </w:p>
+        </w:tc>
+      </w:tr>
     </w:tbl>
-    <w:bookmarkStart w:id="43" w:name="próximos-pasos-propuestos"/>
+    <w:bookmarkStart w:id="48" w:name="próximos-pasos-propuestos"/>
     <w:p>
       <w:pPr>
         <w:pStyle w:val="Heading2"/>
@@ -3261,10 +4084,76 @@
           </w:p>
         </w:tc>
       </w:tr>
+      <w:tr>
+        <w:tc>
+          <w:tcPr/>
+          <w:p>
+            <w:pPr>
+              <w:pStyle w:val="Compact"/>
+              <w:jc w:val="left"/>
+            </w:pPr>
+            <w:r>
+              <w:t xml:space="preserve">4</w:t>
+            </w:r>
+          </w:p>
+        </w:tc>
+        <w:tc>
+          <w:tcPr/>
+          <w:p>
+            <w:pPr>
+              <w:pStyle w:val="Compact"/>
+              <w:jc w:val="left"/>
+            </w:pPr>
+            <w:r>
+              <w:t xml:space="preserve">Auditar los</w:t>
+            </w:r>
+            <w:r>
+              <w:t xml:space="preserve"> </w:t>
+            </w:r>
+            <w:r>
+              <w:rPr>
+                <w:iCs/>
+                <w:i/>
+              </w:rPr>
+              <w:t xml:space="preserve">proxies</w:t>
+            </w:r>
+            <w:r>
+              <w:t xml:space="preserve"> </w:t>
+            </w:r>
+            <w:r>
+              <w:t xml:space="preserve">del factor prohibido sobre severidad y prima pura, y elevar la decisión documentada.</w:t>
+            </w:r>
+          </w:p>
+        </w:tc>
+        <w:tc>
+          <w:tcPr/>
+          <w:p>
+            <w:pPr>
+              <w:pStyle w:val="Compact"/>
+              <w:jc w:val="left"/>
+            </w:pPr>
+            <w:r>
+              <w:t xml:space="preserve">Actuarial + Asesoría jurídica</w:t>
+            </w:r>
+          </w:p>
+        </w:tc>
+        <w:tc>
+          <w:tcPr/>
+          <w:p>
+            <w:pPr>
+              <w:pStyle w:val="Compact"/>
+              <w:jc w:val="left"/>
+            </w:pPr>
+            <w:r>
+              <w:t xml:space="preserve">Fuga residual medida y decisión registrada en acta</w:t>
+            </w:r>
+          </w:p>
+        </w:tc>
+      </w:tr>
     </w:tbl>
-    <w:bookmarkEnd w:id="43"/>
-    <w:bookmarkEnd w:id="44"/>
-    <w:bookmarkStart w:id="48" w:name="Xb7f55f5b484997678a195a431dd3ce52e42a307"/>
+    <w:bookmarkEnd w:id="48"/>
+    <w:bookmarkEnd w:id="49"/>
+    <w:bookmarkStart w:id="53" w:name="Xb7f55f5b484997678a195a431dd3ce52e42a307"/>
     <w:p>
       <w:pPr>
         <w:pStyle w:val="Heading1"/>
@@ -3273,7 +4162,7 @@
         <w:t xml:space="preserve">8. Referencias, uso de IA y anexo metodológico breve</w:t>
       </w:r>
     </w:p>
-    <w:bookmarkStart w:id="45" w:name="referencias"/>
+    <w:bookmarkStart w:id="50" w:name="referencias"/>
     <w:p>
       <w:pPr>
         <w:pStyle w:val="Heading2"/>
@@ -3461,8 +4350,8 @@
         <w:t xml:space="preserve">(asunto C-236/09).</w:t>
       </w:r>
     </w:p>
-    <w:bookmarkEnd w:id="45"/>
-    <w:bookmarkStart w:id="46" w:name="X8222d5ec3f2ec0c7b2543ab1040c0ff5752c238"/>
+    <w:bookmarkEnd w:id="50"/>
+    <w:bookmarkStart w:id="51" w:name="X8222d5ec3f2ec0c7b2543ab1040c0ff5752c238"/>
     <w:p>
       <w:pPr>
         <w:pStyle w:val="Heading2"/>
@@ -3695,8 +4584,8 @@
         <w:t xml:space="preserve">responsabilidad del equipo.</w:t>
       </w:r>
     </w:p>
-    <w:bookmarkEnd w:id="46"/>
-    <w:bookmarkStart w:id="47" w:name="anexo-metodológico-breve"/>
+    <w:bookmarkEnd w:id="51"/>
+    <w:bookmarkStart w:id="52" w:name="anexo-metodológico-breve"/>
     <w:p>
       <w:pPr>
         <w:pStyle w:val="Heading2"/>
@@ -3802,9 +4691,9 @@
         <w:t xml:space="preserve">.</w:t>
       </w:r>
     </w:p>
-    <w:bookmarkEnd w:id="47"/>
-    <w:bookmarkEnd w:id="48"/>
-    <w:bookmarkStart w:id="49" w:name="anexos-opcionales"/>
+    <w:bookmarkEnd w:id="52"/>
+    <w:bookmarkEnd w:id="53"/>
+    <w:bookmarkStart w:id="54" w:name="anexos-opcionales"/>
     <w:p>
       <w:pPr>
         <w:pStyle w:val="Heading1"/>
@@ -3998,8 +4887,8 @@
         </w:tc>
       </w:tr>
     </w:tbl>
-    <w:bookmarkEnd w:id="49"/>
-    <w:bookmarkStart w:id="50" w:name="checklist-final-antes-de-entregar"/>
+    <w:bookmarkEnd w:id="54"/>
+    <w:bookmarkStart w:id="55" w:name="checklist-final-antes-de-entregar"/>
     <w:p>
       <w:pPr>
         <w:pStyle w:val="Heading1"/>
@@ -4441,7 +5330,7 @@
         </w:tc>
       </w:tr>
     </w:tbl>
-    <w:bookmarkEnd w:id="50"/>
+    <w:bookmarkEnd w:id="55"/>
     <w:sectPr/>
   </w:body>
 </w:document>
